--- a/Intune/TeamviewerHost/Uninstall current Teamviewer Install new host version/Teamviewer x Intune Word Without sensitive info.docx
+++ b/Intune/TeamviewerHost/Uninstall current Teamviewer Install new host version/Teamviewer x Intune Word Without sensitive info.docx
@@ -648,7 +648,6 @@
         <w:rPr>
           <w:b/>
           <w:bCs/>
-          <w:lang w:val="en-US"/>
         </w:rPr>
         <w:br w:type="page"/>
       </w:r>
@@ -1401,13 +1400,11 @@
       <w:r>
         <w:t>In groep "</w:t>
       </w:r>
-      <w:proofErr w:type="spellStart"/>
-      <w:r>
-        <w:t>Lecot</w:t>
-      </w:r>
-      <w:proofErr w:type="spellEnd"/>
-      <w:r>
-        <w:t xml:space="preserve"> Teamviewer Lijst" zullen alle laptops automatisch toegevoegd worden indien succesvolle </w:t>
+      <w:r>
+        <w:t>X</w:t>
+      </w:r>
+      <w:r>
+        <w:t xml:space="preserve">" zullen alle laptops automatisch toegevoegd worden indien succesvolle </w:t>
       </w:r>
       <w:proofErr w:type="spellStart"/>
       <w:r>
